--- a/submission/Title_Page.docx
+++ b/submission/Title_Page.docx
@@ -26,7 +26,7 @@
         <w:t xml:space="preserve"> </w:t>
       </w:r>
       <w:r>
-        <w:t xml:space="preserve">Can Satellite Vegetation Data Attribute War-Time Environmental Damage to a Single Event? A Difference-in-Differences Test of the Kakhovka Dam Destruction</w:t>
+        <w:t xml:space="preserve">Flood, Irrigation Loss or War? A Pre-Registered, Exposure-Based Satellite Test of the Vegetation Effects of the Kakhovka Dam Destruction</w:t>
       </w:r>
     </w:p>
     <w:p>
@@ -74,13 +74,61 @@
           <w:bCs/>
           <w:b/>
         </w:rPr>
-        <w:t xml:space="preserve">Word count (main text, including table and figure captions, excluding references):</w:t>
-      </w:r>
-      <w:r>
-        <w:t xml:space="preserve"> </w:t>
-      </w:r>
-      <w:r>
-        <w:t xml:space="preserve">≈3,800</w:t>
+        <w:t xml:space="preserve">Word count:</w:t>
+      </w:r>
+      <w:r>
+        <w:t xml:space="preserve"> </w:t>
+      </w:r>
+      <w:r>
+        <w:t xml:space="preserve">abstract 308; main text ≈5,250 (Introduction to Conclusion, including tables and figure captions, excluding references)</w:t>
+      </w:r>
+    </w:p>
+    <w:p>
+      <w:pPr>
+        <w:pStyle w:val="BodyText"/>
+      </w:pPr>
+      <w:r>
+        <w:rPr>
+          <w:bCs/>
+          <w:b/>
+        </w:rPr>
+        <w:t xml:space="preserve">Pre-registration:</w:t>
+      </w:r>
+      <w:r>
+        <w:t xml:space="preserve"> </w:t>
+      </w:r>
+      <w:r>
+        <w:t xml:space="preserve">analysis plan</w:t>
+      </w:r>
+      <w:r>
+        <w:t xml:space="preserve"> </w:t>
+      </w:r>
+      <w:r>
+        <w:rPr>
+          <w:rStyle w:val="VerbatimChar"/>
+        </w:rPr>
+        <w:t xml:space="preserve">ANALYSIS_PLAN_v2.md</w:t>
+      </w:r>
+      <w:r>
+        <w:t xml:space="preserve"> </w:t>
+      </w:r>
+      <w:r>
+        <w:t xml:space="preserve">(GitHub commit 521672f, 24 September 2026, before any data download); registered revision</w:t>
+      </w:r>
+      <w:r>
+        <w:t xml:space="preserve"> </w:t>
+      </w:r>
+      <w:r>
+        <w:rPr>
+          <w:rStyle w:val="VerbatimChar"/>
+        </w:rPr>
+        <w:t xml:space="preserve">ANALYSIS_PLAN_v2_ADDENDUM_1.md</w:t>
+      </w:r>
+      <w:r>
+        <w:t xml:space="preserve"> </w:t>
+      </w:r>
+      <w:r>
+        <w:t xml:space="preserve">(commit 30e3840, 24 September 2026, before its additional data were downloaded).</w:t>
       </w:r>
     </w:p>
     <w:bookmarkStart w:id="20" w:name="acknowledgements"/>
@@ -97,7 +145,7 @@
         <w:pStyle w:val="FirstParagraph"/>
       </w:pPr>
       <w:r>
-        <w:t xml:space="preserve">The author used AI assistants (ChatGPT, OpenAI; Claude, Anthropic) for code review, debugging, an audit of the analysis pipeline, and language editing. All analytical decisions, interpretation and final text are the author’s own, and the author takes full responsibility for the content.</w:t>
+        <w:t xml:space="preserve">The author used AI assistants (ChatGPT, OpenAI; Claude, Anthropic) for code writing and review, debugging, an audit of the analysis pipeline, and language editing. All analytical decisions, interpretation and final text are the author’s own, and the author takes full responsibility for the content.</w:t>
       </w:r>
     </w:p>
     <w:bookmarkEnd w:id="20"/>
@@ -115,7 +163,7 @@
         <w:pStyle w:val="FirstParagraph"/>
       </w:pPr>
       <w:r>
-        <w:t xml:space="preserve">S.D.M. designed the study, acquired and processed the data, wrote the code, performed the analysis, and wrote and revised the manuscript.</w:t>
+        <w:t xml:space="preserve">S.D.M. designed the study, wrote the analysis plans, acquired and processed the data, wrote the code, performed the analysis, and wrote and revised the manuscript.</w:t>
       </w:r>
     </w:p>
     <w:bookmarkEnd w:id="21"/>
@@ -143,7 +191,7 @@
         <w:t xml:space="preserve"> </w:t>
       </w:r>
       <w:r>
-        <w:t xml:space="preserve">Not applicable. The study uses only publicly available satellite data and administrative boundaries and involves no human or animal participants.</w:t>
+        <w:t xml:space="preserve">Not applicable. The study uses only publicly available satellite data, public conflict-event data and administrative boundaries, and involves no human or animal participants.</w:t>
       </w:r>
     </w:p>
     <w:p>
@@ -233,7 +281,7 @@
         <w:t xml:space="preserve"> </w:t>
       </w:r>
       <w:r>
-        <w:t xml:space="preserve">All code, derived NDVI series, model outputs and figures are available at https://github.com/sakshimaske303-commits/ECOCIDE (archived at Zenodo, DOI to be updated for this version). Sentinel-2 L2A data are available from the Copernicus Data Space Ecosystem; UNOSAT flood-extent layers (FL20230606UKR) from UNITAR/UNOSAT; administrative boundaries from GADM v4.1.</w:t>
+        <w:t xml:space="preserve">All code, analysis plans, the deviation log, derived results and figures are available at https://github.com/sakshimaske303-commits/ECOCIDE (archived at Zenodo, DOI to be updated for this version). MODIS MOD13Q1 v061, ESA WorldCover 2021 and Impact Observatory annual land cover are available from the Microsoft Planetary Computer; ERA5-Land from the Copernicus Climate Data Store; UNOSAT flood-extent layers (FL20230606UKR) from UNITAR/UNOSAT; canals from OpenStreetMap; conflict events and territorial control from VIINA (github.com/zhukovyuri/VIINA); boundaries from GADM v4.1.</w:t>
       </w:r>
     </w:p>
     <w:p>
@@ -251,7 +299,7 @@
         <w:t xml:space="preserve"> </w:t>
       </w:r>
       <w:r>
-        <w:t xml:space="preserve">An earlier version with superseded results is available on EarthArXiv: https://eartharxiv.org/repository/view/14827/ [add preprint DOI].</w:t>
+        <w:t xml:space="preserve">An earlier version with a different design and superseded results is available on EarthArXiv: https://eartharxiv.org/repository/view/14827/ [add preprint DOI].</w:t>
       </w:r>
     </w:p>
     <w:bookmarkEnd w:id="22"/>
